--- a/docs/scripts/guard-track-branch-label.docx
+++ b/docs/scripts/guard-track-branch-label.docx
@@ -2,14 +2,6 @@
 <file path=word/document.xml><?xml version="1.0" encoding="utf-8"?>
 <w:document xmlns:w="http://schemas.openxmlformats.org/wordprocessingml/2006/main" xmlns:m="http://schemas.openxmlformats.org/officeDocument/2006/math" xmlns:r="http://schemas.openxmlformats.org/officeDocument/2006/relationships" xmlns:o="urn:schemas-microsoft-com:office:office" xmlns:v="urn:schemas-microsoft-com:vml" xmlns:w10="urn:schemas-microsoft-com:office:word" xmlns:a="http://schemas.openxmlformats.org/drawingml/2006/main" xmlns:pic="http://schemas.openxmlformats.org/drawingml/2006/picture" xmlns:wp="http://schemas.openxmlformats.org/drawingml/2006/wordprocessingDrawing">
   <w:body>
-    <w:p>
-      <w:pPr>
-        <w:pStyle w:val="Title"/>
-      </w:pPr>
-      <w:r>
-        <w:t xml:space="preserve">guard-track-branch-label</w:t>
-      </w:r>
-    </w:p>
     <w:bookmarkStart w:id="18" w:name="Xe57765fd00943b0c8de76d5359cace6d471b946"/>
     <w:p>
       <w:pPr>
@@ -34,7 +26,7 @@
         <w:t xml:space="preserve"> </w:t>
       </w:r>
       <w:r>
-        <w:t xml:space="preserve">1</w:t>
+        <w:t xml:space="preserve">2</w:t>
       </w:r>
       <w:r>
         <w:t xml:space="preserve"> </w:t>
@@ -50,7 +42,7 @@
         <w:t xml:space="preserve"> </w:t>
       </w:r>
       <w:r>
-        <w:t xml:space="preserve">2026-07-11T00:00:00Z</w:t>
+        <w:t xml:space="preserve">2026-07-26T12:18:28Z</w:t>
       </w:r>
       <w:r>
         <w:t xml:space="preserve"> </w:t>
@@ -66,7 +58,37 @@
         <w:t xml:space="preserve"> </w:t>
       </w:r>
       <w:r>
-        <w:t xml:space="preserve">constitution submodule §11.4.182 (Track+branch work-stream identity label) · §11.4.177 (inherited-by-reference) · §11.4.6 (no-guessing / honest boundary)</w:t>
+        <w:t xml:space="preserve">constitution submodule §11.4.182 (Track+branch work-stream identity label — extended 2026-07-26 with the</w:t>
+      </w:r>
+      <w:r>
+        <w:t xml:space="preserve"> </w:t>
+      </w:r>
+      <w:r>
+        <w:rPr>
+          <w:rStyle w:val="VerbatimChar"/>
+        </w:rPr>
+        <w:t xml:space="preserve">&lt;model&gt;</w:t>
+      </w:r>
+      <w:r>
+        <w:t xml:space="preserve"> </w:t>
+      </w:r>
+      <w:r>
+        <w:t xml:space="preserve">+</w:t>
+      </w:r>
+      <w:r>
+        <w:t xml:space="preserve"> </w:t>
+      </w:r>
+      <w:r>
+        <w:rPr>
+          <w:rStyle w:val="VerbatimChar"/>
+        </w:rPr>
+        <w:t xml:space="preserve">&lt;effort&gt;</w:t>
+      </w:r>
+      <w:r>
+        <w:t xml:space="preserve"> </w:t>
+      </w:r>
+      <w:r>
+        <w:t xml:space="preserve">fields) · §11.4.231 clause (F) (effort-tier) · §11.4.177 (inherited-by-reference) · §11.4.6 (no-guessing / honest boundary)</w:t>
       </w:r>
       <w:r>
         <w:t xml:space="preserve"> </w:t>
@@ -183,13 +205,78 @@
         <w:t xml:space="preserve">TaskCreate</w:t>
       </w:r>
       <w:r>
-        <w:t xml:space="preserve">) MUST carry a work-stream identity label of the</w:t>
-      </w:r>
-      <w:r>
-        <w:t xml:space="preserve"> </w:t>
-      </w:r>
-      <w:r>
-        <w:t xml:space="preserve">form</w:t>
+        <w:t xml:space="preserve">) MUST carry a work-stream identity label at the</w:t>
+      </w:r>
+      <w:r>
+        <w:t xml:space="preserve"> </w:t>
+      </w:r>
+      <w:r>
+        <w:t xml:space="preserve">START of its</w:t>
+      </w:r>
+      <w:r>
+        <w:t xml:space="preserve"> </w:t>
+      </w:r>
+      <w:r>
+        <w:rPr>
+          <w:rStyle w:val="VerbatimChar"/>
+        </w:rPr>
+        <w:t xml:space="preserve">description</w:t>
+      </w:r>
+      <w:r>
+        <w:t xml:space="preserve"> </w:t>
+      </w:r>
+      <w:r>
+        <w:t xml:space="preserve">(or, as a fallback, its</w:t>
+      </w:r>
+      <w:r>
+        <w:t xml:space="preserve"> </w:t>
+      </w:r>
+      <w:r>
+        <w:rPr>
+          <w:rStyle w:val="VerbatimChar"/>
+        </w:rPr>
+        <w:t xml:space="preserve">subagent</w:t>
+      </w:r>
+      <w:r>
+        <w:t xml:space="preserve"> </w:t>
+      </w:r>
+      <w:r>
+        <w:t xml:space="preserve">field), so</w:t>
+      </w:r>
+      <w:r>
+        <w:t xml:space="preserve"> </w:t>
+      </w:r>
+      <w:r>
+        <w:t xml:space="preserve">parallel-track work (</w:t>
+      </w:r>
+      <w:r>
+        <w:rPr>
+          <w:rStyle w:val="VerbatimChar"/>
+        </w:rPr>
+        <w:t xml:space="preserve">/mnt/track1..4</w:t>
+      </w:r>
+      <w:r>
+        <w:t xml:space="preserve">, each on its own branch, each driven by a</w:t>
+      </w:r>
+      <w:r>
+        <w:t xml:space="preserve"> </w:t>
+      </w:r>
+      <w:r>
+        <w:t xml:space="preserve">distinct claude-toolkit alias) is never ambiguous.</w:t>
+      </w:r>
+    </w:p>
+    <w:p>
+      <w:pPr>
+        <w:pStyle w:val="BodyText"/>
+      </w:pPr>
+      <w:r>
+        <w:t xml:space="preserve">The label form was extended 2026-07-26 (§11.4.182 EXTENSION / §11.4.231 clause</w:t>
+      </w:r>
+      <w:r>
+        <w:t xml:space="preserve"> </w:t>
+      </w:r>
+      <w:r>
+        <w:t xml:space="preserve">(F)) from the original 3-field</w:t>
       </w:r>
       <w:r>
         <w:t xml:space="preserve"> </w:t>
@@ -204,64 +291,125 @@
         <w:t xml:space="preserve"> </w:t>
       </w:r>
       <w:r>
-        <w:t xml:space="preserve">at the START of its</w:t>
-      </w:r>
-      <w:r>
-        <w:t xml:space="preserve"> </w:t>
-      </w:r>
-      <w:r>
-        <w:rPr>
-          <w:rStyle w:val="VerbatimChar"/>
-        </w:rPr>
-        <w:t xml:space="preserve">description</w:t>
-      </w:r>
-      <w:r>
-        <w:t xml:space="preserve"> </w:t>
-      </w:r>
-      <w:r>
-        <w:t xml:space="preserve">(or, as a</w:t>
-      </w:r>
-      <w:r>
-        <w:t xml:space="preserve"> </w:t>
-      </w:r>
-      <w:r>
-        <w:t xml:space="preserve">fallback, its</w:t>
-      </w:r>
-      <w:r>
-        <w:t xml:space="preserve"> </w:t>
-      </w:r>
-      <w:r>
-        <w:rPr>
-          <w:rStyle w:val="VerbatimChar"/>
-        </w:rPr>
-        <w:t xml:space="preserve">subagent</w:t>
-      </w:r>
-      <w:r>
-        <w:t xml:space="preserve"> </w:t>
-      </w:r>
-      <w:r>
-        <w:t xml:space="preserve">field), so parallel-track work (</w:t>
-      </w:r>
-      <w:r>
-        <w:rPr>
-          <w:rStyle w:val="VerbatimChar"/>
-        </w:rPr>
-        <w:t xml:space="preserve">/mnt/track1..4</w:t>
-      </w:r>
-      <w:r>
-        <w:t xml:space="preserve">, each</w:t>
-      </w:r>
-      <w:r>
-        <w:t xml:space="preserve"> </w:t>
-      </w:r>
-      <w:r>
-        <w:t xml:space="preserve">on its own branch, each driven by a distinct claude-toolkit alias) is never</w:t>
-      </w:r>
-      <w:r>
-        <w:t xml:space="preserve"> </w:t>
-      </w:r>
-      <w:r>
-        <w:t xml:space="preserve">ambiguous.</w:t>
+        <w:t xml:space="preserve">to the 5-field</w:t>
+      </w:r>
+      <w:r>
+        <w:t xml:space="preserve"> </w:t>
+      </w:r>
+      <w:r>
+        <w:rPr>
+          <w:rStyle w:val="VerbatimChar"/>
+        </w:rPr>
+        <w:t xml:space="preserve">(T&lt;N&gt;/&lt;branch&gt; - &lt;alias&gt; - &lt;model&gt; - &lt;effort&gt;)</w:t>
+      </w:r>
+      <w:r>
+        <w:t xml:space="preserve">, where</w:t>
+      </w:r>
+      <w:r>
+        <w:t xml:space="preserve"> </w:t>
+      </w:r>
+      <w:r>
+        <w:rPr>
+          <w:rStyle w:val="VerbatimChar"/>
+        </w:rPr>
+        <w:t xml:space="preserve">&lt;model&gt;</w:t>
+      </w:r>
+      <w:r>
+        <w:t xml:space="preserve"> </w:t>
+      </w:r>
+      <w:r>
+        <w:t xml:space="preserve">records the</w:t>
+      </w:r>
+      <w:r>
+        <w:t xml:space="preserve"> </w:t>
+      </w:r>
+      <w:r>
+        <w:t xml:space="preserve">model currently answering for that alias and</w:t>
+      </w:r>
+      <w:r>
+        <w:t xml:space="preserve"> </w:t>
+      </w:r>
+      <w:r>
+        <w:rPr>
+          <w:rStyle w:val="VerbatimChar"/>
+        </w:rPr>
+        <w:t xml:space="preserve">&lt;effort&gt;</w:t>
+      </w:r>
+      <w:r>
+        <w:t xml:space="preserve"> </w:t>
+      </w:r>
+      <w:r>
+        <w:t xml:space="preserve">the reasoning-effort</w:t>
+      </w:r>
+      <w:r>
+        <w:t xml:space="preserve"> </w:t>
+      </w:r>
+      <w:r>
+        <w:t xml:space="preserve">setting in force (closed ladder</w:t>
+      </w:r>
+      <w:r>
+        <w:t xml:space="preserve"> </w:t>
+      </w:r>
+      <w:r>
+        <w:rPr>
+          <w:rStyle w:val="VerbatimChar"/>
+        </w:rPr>
+        <w:t xml:space="preserve">{low | medium | high | xhigh | max}</w:t>
+      </w:r>
+      <w:r>
+        <w:t xml:space="preserve">). The hook</w:t>
+      </w:r>
+      <w:r>
+        <w:t xml:space="preserve"> </w:t>
+      </w:r>
+      <w:r>
+        <w:t xml:space="preserve">accepts</w:t>
+      </w:r>
+      <w:r>
+        <w:t xml:space="preserve"> </w:t>
+      </w:r>
+      <w:r>
+        <w:rPr>
+          <w:b/>
+          <w:bCs/>
+        </w:rPr>
+        <w:t xml:space="preserve">all three forms</w:t>
+      </w:r>
+      <w:r>
+        <w:t xml:space="preserve"> </w:t>
+      </w:r>
+      <w:r>
+        <w:t xml:space="preserve">— the 3-field legacy, the 4-field (</w:t>
+      </w:r>
+      <w:r>
+        <w:rPr>
+          <w:rStyle w:val="VerbatimChar"/>
+        </w:rPr>
+        <w:t xml:space="preserve">+ &lt;model&gt;</w:t>
+      </w:r>
+      <w:r>
+        <w:t xml:space="preserve">), and</w:t>
+      </w:r>
+      <w:r>
+        <w:t xml:space="preserve"> </w:t>
+      </w:r>
+      <w:r>
+        <w:t xml:space="preserve">the 5-field (</w:t>
+      </w:r>
+      <w:r>
+        <w:rPr>
+          <w:rStyle w:val="VerbatimChar"/>
+        </w:rPr>
+        <w:t xml:space="preserve">+ &lt;model&gt; + &lt;effort&gt;</w:t>
+      </w:r>
+      <w:r>
+        <w:t xml:space="preserve">) — so a dispatcher still emitting a</w:t>
+      </w:r>
+      <w:r>
+        <w:t xml:space="preserve"> </w:t>
+      </w:r>
+      <w:r>
+        <w:t xml:space="preserve">pre-model/pre-effort label is never blocked during migration.</w:t>
       </w:r>
     </w:p>
     <w:p>
@@ -347,19 +495,31 @@
         <w:rPr>
           <w:rStyle w:val="VerbatimChar"/>
         </w:rPr>
-        <w:t xml:space="preserve">^\(T[0-9]+/[^)]+ - [^)]+\) </w:t>
-      </w:r>
-      <w:r>
-        <w:t xml:space="preserve"> </w:t>
-      </w:r>
-      <w:r>
-        <w:t xml:space="preserve">(numeric track,</w:t>
-      </w:r>
-      <w:r>
-        <w:t xml:space="preserve"> </w:t>
-      </w:r>
-      <w:r>
-        <w:t xml:space="preserve">a branch,</w:t>
+        <w:t xml:space="preserve">^\(T([0-9]+|\?)/[^)]+ - [^)]+( - [^)]+){0,2}\) </w:t>
+      </w:r>
+      <w:r>
+        <w:t xml:space="preserve"> </w:t>
+      </w:r>
+      <w:r>
+        <w:t xml:space="preserve">(a numeric-or-</w:t>
+      </w:r>
+      <w:r>
+        <w:rPr>
+          <w:rStyle w:val="VerbatimChar"/>
+        </w:rPr>
+        <w:t xml:space="preserve">?</w:t>
+      </w:r>
+      <w:r>
+        <w:t xml:space="preserve"> </w:t>
+      </w:r>
+      <w:r>
+        <w:t xml:space="preserve">track, a</w:t>
+      </w:r>
+      <w:r>
+        <w:t xml:space="preserve"> </w:t>
+      </w:r>
+      <w:r>
+        <w:t xml:space="preserve">branch,</w:t>
       </w:r>
       <w:r>
         <w:t xml:space="preserve"> </w:t>
@@ -371,7 +531,52 @@
         <w:t xml:space="preserve">-</w:t>
       </w:r>
       <w:r>
-        <w:t xml:space="preserve">, an alias,</w:t>
+        <w:t xml:space="preserve">, an alias, then 0/1/2 optional</w:t>
+      </w:r>
+      <w:r>
+        <w:t xml:space="preserve"> </w:t>
+      </w:r>
+      <w:r>
+        <w:rPr>
+          <w:rStyle w:val="VerbatimChar"/>
+        </w:rPr>
+        <w:t xml:space="preserve"> - &lt;field&gt;</w:t>
+      </w:r>
+      <w:r>
+        <w:t xml:space="preserve"> </w:t>
+      </w:r>
+      <w:r>
+        <w:t xml:space="preserve">segments for the</w:t>
+      </w:r>
+      <w:r>
+        <w:t xml:space="preserve"> </w:t>
+      </w:r>
+      <w:r>
+        <w:rPr>
+          <w:rStyle w:val="VerbatimChar"/>
+        </w:rPr>
+        <w:t xml:space="preserve">&lt;model&gt;</w:t>
+      </w:r>
+      <w:r>
+        <w:t xml:space="preserve"> </w:t>
+      </w:r>
+      <w:r>
+        <w:t xml:space="preserve">and</w:t>
+      </w:r>
+      <w:r>
+        <w:t xml:space="preserve"> </w:t>
+      </w:r>
+      <w:r>
+        <w:rPr>
+          <w:rStyle w:val="VerbatimChar"/>
+        </w:rPr>
+        <w:t xml:space="preserve">&lt;effort&gt;</w:t>
+      </w:r>
+      <w:r>
+        <w:t xml:space="preserve"> </w:t>
+      </w:r>
+      <w:r>
+        <w:t xml:space="preserve">fields,</w:t>
       </w:r>
       <w:r>
         <w:t xml:space="preserve"> </w:t>
@@ -383,13 +588,115 @@
         <w:t xml:space="preserve">)</w:t>
       </w:r>
       <w:r>
-        <w:t xml:space="preserve">, then a space). A missing/malformed label on</w:t>
-      </w:r>
-      <w:r>
-        <w:t xml:space="preserve"> </w:t>
-      </w:r>
-      <w:r>
-        <w:t xml:space="preserve">an agent dispatch is BLOCKED (exit 2).</w:t>
+        <w:t xml:space="preserve">, then a space). This admits the 3-, 4-,</w:t>
+      </w:r>
+      <w:r>
+        <w:t xml:space="preserve"> </w:t>
+      </w:r>
+      <w:r>
+        <w:t xml:space="preserve">and 5-field forms; because each field atom is</w:t>
+      </w:r>
+      <w:r>
+        <w:t xml:space="preserve"> </w:t>
+      </w:r>
+      <w:r>
+        <w:rPr>
+          <w:rStyle w:val="VerbatimChar"/>
+        </w:rPr>
+        <w:t xml:space="preserve">[^)]+</w:t>
+      </w:r>
+      <w:r>
+        <w:t xml:space="preserve"> </w:t>
+      </w:r>
+      <w:r>
+        <w:t xml:space="preserve">(which itself can</w:t>
+      </w:r>
+      <w:r>
+        <w:t xml:space="preserve"> </w:t>
+      </w:r>
+      <w:r>
+        <w:t xml:space="preserve">contain</w:t>
+      </w:r>
+      <w:r>
+        <w:t xml:space="preserve"> </w:t>
+      </w:r>
+      <w:r>
+        <w:rPr>
+          <w:rStyle w:val="VerbatimChar"/>
+        </w:rPr>
+        <w:t xml:space="preserve">-</w:t>
+      </w:r>
+      <w:r>
+        <w:t xml:space="preserve">), a label with even MORE trailing fields also matches —</w:t>
+      </w:r>
+      <w:r>
+        <w:t xml:space="preserve"> </w:t>
+      </w:r>
+      <w:r>
+        <w:t xml:space="preserve">permissive by design, an extra field is never a block-cause. The atom is</w:t>
+      </w:r>
+      <w:r>
+        <w:t xml:space="preserve"> </w:t>
+      </w:r>
+      <w:r>
+        <w:t xml:space="preserve">deliberately NOT tightened to a dash-excluding class: branch names AND aliases</w:t>
+      </w:r>
+      <w:r>
+        <w:t xml:space="preserve"> </w:t>
+      </w:r>
+      <w:r>
+        <w:t xml:space="preserve">legitimately contain</w:t>
+      </w:r>
+      <w:r>
+        <w:t xml:space="preserve"> </w:t>
+      </w:r>
+      <w:r>
+        <w:rPr>
+          <w:rStyle w:val="VerbatimChar"/>
+        </w:rPr>
+        <w:t xml:space="preserve">-</w:t>
+      </w:r>
+      <w:r>
+        <w:t xml:space="preserve"> </w:t>
+      </w:r>
+      <w:r>
+        <w:t xml:space="preserve">(e.g.</w:t>
+      </w:r>
+      <w:r>
+        <w:t xml:space="preserve"> </w:t>
+      </w:r>
+      <w:r>
+        <w:rPr>
+          <w:rStyle w:val="VerbatimChar"/>
+        </w:rPr>
+        <w:t xml:space="preserve">feature/mistiq-vader</w:t>
+      </w:r>
+      <w:r>
+        <w:t xml:space="preserve">,</w:t>
+      </w:r>
+      <w:r>
+        <w:t xml:space="preserve"> </w:t>
+      </w:r>
+      <w:r>
+        <w:rPr>
+          <w:rStyle w:val="VerbatimChar"/>
+        </w:rPr>
+        <w:t xml:space="preserve">kimi-for-coding</w:t>
+      </w:r>
+      <w:r>
+        <w:t xml:space="preserve">),</w:t>
+      </w:r>
+      <w:r>
+        <w:t xml:space="preserve"> </w:t>
+      </w:r>
+      <w:r>
+        <w:t xml:space="preserve">which such a class would wrongly REJECT (a §11.4.201(1) false-positive). A</w:t>
+      </w:r>
+      <w:r>
+        <w:t xml:space="preserve"> </w:t>
+      </w:r>
+      <w:r>
+        <w:t xml:space="preserve">missing/malformed label on an agent dispatch is BLOCKED (exit 2).</w:t>
       </w:r>
     </w:p>
     <w:p>
@@ -432,7 +739,43 @@
         <w:t xml:space="preserve"> </w:t>
       </w:r>
       <w:r>
-        <w:t xml:space="preserve">MUST match the</w:t>
+        <w:t xml:space="preserve">(the field immediately after the</w:t>
+      </w:r>
+      <w:r>
+        <w:t xml:space="preserve"> </w:t>
+      </w:r>
+      <w:r>
+        <w:t xml:space="preserve">track/branch segment, read positionally regardless of whether</w:t>
+      </w:r>
+      <w:r>
+        <w:t xml:space="preserve"> </w:t>
+      </w:r>
+      <w:r>
+        <w:rPr>
+          <w:rStyle w:val="VerbatimChar"/>
+        </w:rPr>
+        <w:t xml:space="preserve">&lt;model&gt;</w:t>
+      </w:r>
+      <w:r>
+        <w:t xml:space="preserve"> </w:t>
+      </w:r>
+      <w:r>
+        <w:t xml:space="preserve">/</w:t>
+      </w:r>
+      <w:r>
+        <w:t xml:space="preserve"> </w:t>
+      </w:r>
+      <w:r>
+        <w:rPr>
+          <w:rStyle w:val="VerbatimChar"/>
+        </w:rPr>
+        <w:t xml:space="preserve">&lt;effort&gt;</w:t>
+      </w:r>
+      <w:r>
+        <w:t xml:space="preserve"> </w:t>
+      </w:r>
+      <w:r>
+        <w:t xml:space="preserve">fields follow it) MUST match the</w:t>
       </w:r>
       <w:r>
         <w:t xml:space="preserve"> </w:t>
@@ -448,13 +791,7 @@
         <w:t xml:space="preserve"> </w:t>
       </w:r>
       <w:r>
-        <w:t xml:space="preserve">alias derived</w:t>
-      </w:r>
-      <w:r>
-        <w:t xml:space="preserve"> </w:t>
-      </w:r>
-      <w:r>
-        <w:t xml:space="preserve">from</w:t>
+        <w:t xml:space="preserve">alias derived from</w:t>
       </w:r>
       <w:r>
         <w:t xml:space="preserve"> </w:t>
@@ -552,6 +889,78 @@
       </w:r>
       <w:r>
         <w:t xml:space="preserve">) is BLOCKED (exit 2) with the CORRECT label printed.</w:t>
+      </w:r>
+      <w:r>
+        <w:t xml:space="preserve"> </w:t>
+      </w:r>
+      <w:r>
+        <w:t xml:space="preserve">The</w:t>
+      </w:r>
+      <w:r>
+        <w:t xml:space="preserve"> </w:t>
+      </w:r>
+      <w:r>
+        <w:rPr>
+          <w:rStyle w:val="VerbatimChar"/>
+        </w:rPr>
+        <w:t xml:space="preserve">&lt;model&gt;</w:t>
+      </w:r>
+      <w:r>
+        <w:t xml:space="preserve"> </w:t>
+      </w:r>
+      <w:r>
+        <w:t xml:space="preserve">and</w:t>
+      </w:r>
+      <w:r>
+        <w:t xml:space="preserve"> </w:t>
+      </w:r>
+      <w:r>
+        <w:rPr>
+          <w:rStyle w:val="VerbatimChar"/>
+        </w:rPr>
+        <w:t xml:space="preserve">&lt;effort&gt;</w:t>
+      </w:r>
+      <w:r>
+        <w:t xml:space="preserve"> </w:t>
+      </w:r>
+      <w:r>
+        <w:t xml:space="preserve">fields are NEVER cross-checked here (a model /</w:t>
+      </w:r>
+      <w:r>
+        <w:t xml:space="preserve"> </w:t>
+      </w:r>
+      <w:r>
+        <w:t xml:space="preserve">effort can legitimately switch mid-turn, §11.4.6) — an honest</w:t>
+      </w:r>
+      <w:r>
+        <w:t xml:space="preserve"> </w:t>
+      </w:r>
+      <w:r>
+        <w:rPr>
+          <w:rStyle w:val="VerbatimChar"/>
+        </w:rPr>
+        <w:t xml:space="preserve">?</w:t>
+      </w:r>
+      <w:r>
+        <w:t xml:space="preserve"> </w:t>
+      </w:r>
+      <w:r>
+        <w:t xml:space="preserve">model or</w:t>
+      </w:r>
+      <w:r>
+        <w:t xml:space="preserve"> </w:t>
+      </w:r>
+      <w:r>
+        <w:rPr>
+          <w:rStyle w:val="VerbatimChar"/>
+        </w:rPr>
+        <w:t xml:space="preserve">?</w:t>
+      </w:r>
+      <w:r>
+        <w:t xml:space="preserve"> </w:t>
+      </w:r>
+      <w:r>
+        <w:t xml:space="preserve">effort, or an ABSENT model/effort field, is NEVER a block-cause.</w:t>
       </w:r>
     </w:p>
     <w:p>
@@ -1236,7 +1645,7 @@
         <w:rPr>
           <w:rStyle w:val="CommentTok"/>
         </w:rPr>
-        <w:t xml:space="preserve"># e.g. (T1/main - claude3)</w:t>
+        <w:t xml:space="preserve"># e.g. (T1/main - claude3 - opus - high)</w:t>
       </w:r>
     </w:p>
     <w:bookmarkEnd w:id="13"/>
@@ -1366,61 +1775,73 @@
           <w:b/>
           <w:bCs/>
         </w:rPr>
-        <w:t xml:space="preserve">Branch names with</w:t>
-      </w:r>
-      <w:r>
-        <w:rPr>
-          <w:b/>
-          <w:bCs/>
-        </w:rPr>
-        <w:t xml:space="preserve"> </w:t>
-      </w:r>
-      <w:r>
-        <w:rPr>
-          <w:rStyle w:val="VerbatimChar"/>
-          <w:b/>
-          <w:bCs/>
-        </w:rPr>
-        <w:t xml:space="preserve">-</w:t>
-      </w:r>
-      <w:r>
-        <w:t xml:space="preserve"> </w:t>
-      </w:r>
-      <w:r>
-        <w:t xml:space="preserve">(e.g.</w:t>
-      </w:r>
-      <w:r>
-        <w:t xml:space="preserve"> </w:t>
-      </w:r>
-      <w:r>
-        <w:rPr>
-          <w:rStyle w:val="VerbatimChar"/>
-        </w:rPr>
-        <w:t xml:space="preserve">feature/mistiq-vader</w:t>
-      </w:r>
-      <w:r>
-        <w:t xml:space="preserve">) — a git ref cannot</w:t>
-      </w:r>
-      <w:r>
-        <w:t xml:space="preserve"> </w:t>
-      </w:r>
-      <w:r>
-        <w:t xml:space="preserve">contain a space, so the</w:t>
-      </w:r>
-      <w:r>
-        <w:t xml:space="preserve"> </w:t>
-      </w:r>
-      <w:r>
-        <w:rPr>
-          <w:rStyle w:val="VerbatimChar"/>
-        </w:rPr>
-        <w:t xml:space="preserve">-</w:t>
-      </w:r>
-      <w:r>
-        <w:t xml:space="preserve"> </w:t>
-      </w:r>
-      <w:r>
-        <w:t xml:space="preserve">alias separator is unambiguous.</w:t>
+        <w:t xml:space="preserve">Extended forms</w:t>
+      </w:r>
+      <w:r>
+        <w:t xml:space="preserve"> </w:t>
+      </w:r>
+      <w:r>
+        <w:t xml:space="preserve">— the 4-field</w:t>
+      </w:r>
+      <w:r>
+        <w:t xml:space="preserve"> </w:t>
+      </w:r>
+      <w:r>
+        <w:rPr>
+          <w:rStyle w:val="VerbatimChar"/>
+        </w:rPr>
+        <w:t xml:space="preserve">(T1/main - claude3 - opus)</w:t>
+      </w:r>
+      <w:r>
+        <w:t xml:space="preserve"> </w:t>
+      </w:r>
+      <w:r>
+        <w:t xml:space="preserve">and 5-field</w:t>
+      </w:r>
+      <w:r>
+        <w:t xml:space="preserve"> </w:t>
+      </w:r>
+      <w:r>
+        <w:rPr>
+          <w:rStyle w:val="VerbatimChar"/>
+        </w:rPr>
+        <w:t xml:space="preserve">(T1/main - claude3 - opus - high)</w:t>
+      </w:r>
+      <w:r>
+        <w:t xml:space="preserve"> </w:t>
+      </w:r>
+      <w:r>
+        <w:t xml:space="preserve">labels are accepted; a</w:t>
+      </w:r>
+      <w:r>
+        <w:t xml:space="preserve"> </w:t>
+      </w:r>
+      <w:r>
+        <w:rPr>
+          <w:rStyle w:val="VerbatimChar"/>
+        </w:rPr>
+        <w:t xml:space="preserve">?</w:t>
+      </w:r>
+      <w:r>
+        <w:t xml:space="preserve"> </w:t>
+      </w:r>
+      <w:r>
+        <w:t xml:space="preserve">model /</w:t>
+      </w:r>
+      <w:r>
+        <w:t xml:space="preserve"> </w:t>
+      </w:r>
+      <w:r>
+        <w:rPr>
+          <w:rStyle w:val="VerbatimChar"/>
+        </w:rPr>
+        <w:t xml:space="preserve">?</w:t>
+      </w:r>
+      <w:r>
+        <w:t xml:space="preserve"> </w:t>
+      </w:r>
+      <w:r>
+        <w:t xml:space="preserve">effort, or an absent model/effort field, is never a block-cause.</w:t>
       </w:r>
     </w:p>
     <w:p>
@@ -1436,6 +1857,76 @@
           <w:b/>
           <w:bCs/>
         </w:rPr>
+        <w:t xml:space="preserve">Branch names with</w:t>
+      </w:r>
+      <w:r>
+        <w:rPr>
+          <w:b/>
+          <w:bCs/>
+        </w:rPr>
+        <w:t xml:space="preserve"> </w:t>
+      </w:r>
+      <w:r>
+        <w:rPr>
+          <w:rStyle w:val="VerbatimChar"/>
+          <w:b/>
+          <w:bCs/>
+        </w:rPr>
+        <w:t xml:space="preserve">-</w:t>
+      </w:r>
+      <w:r>
+        <w:t xml:space="preserve"> </w:t>
+      </w:r>
+      <w:r>
+        <w:t xml:space="preserve">(e.g.</w:t>
+      </w:r>
+      <w:r>
+        <w:t xml:space="preserve"> </w:t>
+      </w:r>
+      <w:r>
+        <w:rPr>
+          <w:rStyle w:val="VerbatimChar"/>
+        </w:rPr>
+        <w:t xml:space="preserve">feature/mistiq-vader</w:t>
+      </w:r>
+      <w:r>
+        <w:t xml:space="preserve">) — a git ref cannot</w:t>
+      </w:r>
+      <w:r>
+        <w:t xml:space="preserve"> </w:t>
+      </w:r>
+      <w:r>
+        <w:t xml:space="preserve">contain a space, so the</w:t>
+      </w:r>
+      <w:r>
+        <w:t xml:space="preserve"> </w:t>
+      </w:r>
+      <w:r>
+        <w:rPr>
+          <w:rStyle w:val="VerbatimChar"/>
+        </w:rPr>
+        <w:t xml:space="preserve">-</w:t>
+      </w:r>
+      <w:r>
+        <w:t xml:space="preserve"> </w:t>
+      </w:r>
+      <w:r>
+        <w:t xml:space="preserve">alias separator is unambiguous.</w:t>
+      </w:r>
+    </w:p>
+    <w:p>
+      <w:pPr>
+        <w:pStyle w:val="Compact"/>
+        <w:numPr>
+          <w:ilvl w:val="0"/>
+          <w:numId w:val="1005"/>
+        </w:numPr>
+      </w:pPr>
+      <w:r>
+        <w:rPr>
+          <w:b/>
+          <w:bCs/>
+        </w:rPr>
         <w:t xml:space="preserve">Labeler unreachable</w:t>
       </w:r>
       <w:r>
@@ -1557,7 +2048,7 @@
         <w:rPr>
           <w:rStyle w:val="VerbatimChar"/>
         </w:rPr>
-        <w:t xml:space="preserve">(T&lt;N&gt;/&lt;branch&gt; - &lt;alias&gt;)</w:t>
+        <w:t xml:space="preserve">(T&lt;N&gt;/&lt;branch&gt; - &lt;alias&gt; - &lt;model&gt; - &lt;effort&gt;)</w:t>
       </w:r>
       <w:r>
         <w:t xml:space="preserve"> </w:t>
@@ -1886,13 +2377,19 @@
         <w:t xml:space="preserve"> </w:t>
       </w:r>
       <w:r>
-        <w:t xml:space="preserve">2026-07-11 (hermetic suite 30/30 PASS; gate + §1.1 mutation</w:t>
-      </w:r>
-      <w:r>
-        <w:t xml:space="preserve"> </w:t>
-      </w:r>
-      <w:r>
-        <w:t xml:space="preserve">clean/mutated/restored GREEN on this checkout).</w:t>
+        <w:t xml:space="preserve">2026-07-26 (Rev 2 doc-sync for the §11.4.182 EXTENSION 5-field</w:t>
+      </w:r>
+      <w:r>
+        <w:t xml:space="preserve"> </w:t>
+      </w:r>
+      <w:r>
+        <w:t xml:space="preserve">label; guard exit-code matrix re-verified on this checkout — 3/4/5/6-field format</w:t>
+      </w:r>
+      <w:r>
+        <w:t xml:space="preserve"> </w:t>
+      </w:r>
+      <w:r>
+        <w:t xml:space="preserve">accept → 0, alias-mismatch → 2, no-label → 2, non-agent passthrough → 0).</w:t>
       </w:r>
     </w:p>
     <w:bookmarkEnd w:id="17"/>
@@ -2287,7 +2784,7 @@
         <w:rFonts w:asciiTheme="minorHAnsi" w:cstheme="minorBidi" w:eastAsiaTheme="minorEastAsia" w:hAnsiTheme="minorHAnsi"/>
         <w:sz w:val="24"/>
         <w:szCs w:val="24"/>
-        <w:lang w:bidi="ar-SA" w:eastAsia="zh-CN" w:val="en"/>
+        <w:lang w:bidi="ar-SA" w:eastAsia="zh-CN" w:val="en-US"/>
       </w:rPr>
     </w:rPrDefault>
     <w:pPrDefault>

--- a/docs/scripts/guard-track-branch-label.docx
+++ b/docs/scripts/guard-track-branch-label.docx
@@ -2784,7 +2784,7 @@
         <w:rFonts w:asciiTheme="minorHAnsi" w:cstheme="minorBidi" w:eastAsiaTheme="minorEastAsia" w:hAnsiTheme="minorHAnsi"/>
         <w:sz w:val="24"/>
         <w:szCs w:val="24"/>
-        <w:lang w:bidi="ar-SA" w:eastAsia="zh-CN" w:val="en-US"/>
+        <w:lang w:bidi="ar-SA" w:eastAsia="zh-CN" w:val="en"/>
       </w:rPr>
     </w:rPrDefault>
     <w:pPrDefault>
@@ -2836,8 +2836,8 @@
     </w:pPr>
     <w:rPr>
       <w:rFonts w:asciiTheme="majorHAnsi" w:cstheme="majorBidi" w:eastAsiaTheme="majorEastAsia" w:hAnsiTheme="majorHAnsi"/>
-      <w:sz w:val="56"/>
-      <w:szCs w:val="56"/>
+      <w:sz w:val="40"/>
+      <w:szCs w:val="40"/>
     </w:rPr>
   </w:style>
   <w:style w:customStyle="1" w:styleId="TitleChar" w:type="character">
@@ -2971,8 +2971,8 @@
     <w:rPr>
       <w:rFonts w:asciiTheme="majorHAnsi" w:cstheme="majorBidi" w:eastAsiaTheme="majorEastAsia" w:hAnsiTheme="majorHAnsi"/>
       <w:color w:themeColor="accent1" w:themeShade="BF" w:val="0F4761"/>
-      <w:sz w:val="40"/>
-      <w:szCs w:val="40"/>
+      <w:sz w:val="32"/>
+      <w:szCs w:val="32"/>
     </w:rPr>
   </w:style>
   <w:style w:styleId="Heading2" w:type="paragraph">
@@ -2994,8 +2994,8 @@
     <w:rPr>
       <w:rFonts w:asciiTheme="majorHAnsi" w:cstheme="majorBidi" w:eastAsiaTheme="majorEastAsia" w:hAnsiTheme="majorHAnsi"/>
       <w:color w:themeColor="accent1" w:themeShade="BF" w:val="0F4761"/>
-      <w:sz w:val="32"/>
-      <w:szCs w:val="32"/>
+      <w:sz w:val="26"/>
+      <w:szCs w:val="26"/>
     </w:rPr>
   </w:style>
   <w:style w:styleId="Heading3" w:type="paragraph">
@@ -3017,8 +3017,8 @@
     <w:rPr>
       <w:rFonts w:cstheme="majorBidi" w:eastAsiaTheme="majorEastAsia"/>
       <w:color w:themeColor="accent1" w:themeShade="BF" w:val="0F4761"/>
-      <w:sz w:val="28"/>
-      <w:szCs w:val="28"/>
+      <w:sz w:val="24"/>
+      <w:szCs w:val="24"/>
     </w:rPr>
   </w:style>
   <w:style w:styleId="Heading4" w:type="paragraph">
@@ -3038,6 +3038,8 @@
       <w:outlineLvl w:val="3"/>
     </w:pPr>
     <w:rPr>
+      <w:sz w:val="22"/>
+      <w:szCs w:val="22"/>
       <w:rFonts w:cstheme="majorBidi" w:eastAsiaTheme="majorEastAsia"/>
       <w:i/>
       <w:iCs/>
